--- a/sharepoint-html-kit/appreciation/2-GUIDE-UTILISATION.docx
+++ b/sharepoint-html-kit/appreciation/2-GUIDE-UTILISATION.docx
@@ -16,7 +16,7 @@
         <w:pStyle w:val="FirstParagraph"/>
       </w:pPr>
       <w:r>
-        <w:t xml:space="preserve">Pour les personnes en appréciation et les gestionnaires. Version 3.6, formulaires du 15 octobre 2026.</w:t>
+        <w:t xml:space="preserve">Pour les personnes en appréciation et les gestionnaires. Version 3.7, formulaires du 15 octobre 2026.</w:t>
       </w:r>
     </w:p>
     <w:p>
@@ -65,7 +65,7 @@
         <w:rPr>
           <w:rStyle w:val="VerbatimChar"/>
         </w:rPr>
-        <w:t xml:space="preserve">appreciation-cadres-v3.6.html</w:t>
+        <w:t xml:space="preserve">appreciation-cadres-v3.7.html</w:t>
       </w:r>
       <w:r>
         <w:t xml:space="preserve">, puis sur</w:t>
@@ -307,13 +307,13 @@
           <w:bCs/>
           <w:b/>
         </w:rPr>
-        <w:t xml:space="preserve">2. Type de poste</w:t>
-      </w:r>
-      <w:r>
-        <w:t xml:space="preserve"> </w:t>
-      </w:r>
-      <w:r>
-        <w:t xml:space="preserve">de la personne en appréciation : cadre avec équipe, cadre sans équipe ou professionnel non syndiqué.</w:t>
+        <w:t xml:space="preserve">2. Type de poste — seulement pour la personne en appréciation.</w:t>
+      </w:r>
+      <w:r>
+        <w:t xml:space="preserve"> </w:t>
+      </w:r>
+      <w:r>
+        <w:t xml:space="preserve">C’est elle qui choisit son formulaire : cadre avec équipe, cadre sans équipe ou professionnel non syndiqué.</w:t>
       </w:r>
     </w:p>
     <w:p>
@@ -321,7 +321,77 @@
         <w:pStyle w:val="BodyText"/>
       </w:pPr>
       <w:r>
-        <w:t xml:space="preserve">Une fois faits, les deux choix se verrouillent et restent gardés jusqu’à</w:t>
+        <w:rPr>
+          <w:bCs/>
+          <w:b/>
+        </w:rPr>
+        <w:t xml:space="preserve">Gestionnaires</w:t>
+      </w:r>
+      <w:r>
+        <w:t xml:space="preserve"> </w:t>
+      </w:r>
+      <w:r>
+        <w:t xml:space="preserve">(supérieur immédiat, hiérarchique, directeur) : vous ne choisissez pas le type de poste. L’application vous demande d’ouvrir le dossier de la personne :</w:t>
+      </w:r>
+      <w:r>
+        <w:t xml:space="preserve"> </w:t>
+      </w:r>
+      <w:r>
+        <w:t xml:space="preserve">1.</w:t>
+      </w:r>
+      <w:r>
+        <w:t xml:space="preserve"> </w:t>
+      </w:r>
+      <w:r>
+        <w:rPr>
+          <w:bCs/>
+          <w:b/>
+        </w:rPr>
+        <w:t xml:space="preserve">📂 Ouvrir « Mes dossiers »</w:t>
+      </w:r>
+      <w:r>
+        <w:t xml:space="preserve"> </w:t>
+      </w:r>
+      <w:r>
+        <w:t xml:space="preserve">et téléchargez son dossier ;</w:t>
+      </w:r>
+      <w:r>
+        <w:t xml:space="preserve"> </w:t>
+      </w:r>
+      <w:r>
+        <w:t xml:space="preserve">2.</w:t>
+      </w:r>
+      <w:r>
+        <w:t xml:space="preserve"> </w:t>
+      </w:r>
+      <w:r>
+        <w:rPr>
+          <w:bCs/>
+          <w:b/>
+        </w:rPr>
+        <w:t xml:space="preserve">📁 Charger un dossier</w:t>
+      </w:r>
+      <w:r>
+        <w:t xml:space="preserve"> </w:t>
+      </w:r>
+      <w:r>
+        <w:t xml:space="preserve">et choisissez ce fichier.</w:t>
+      </w:r>
+    </w:p>
+    <w:p>
+      <w:pPr>
+        <w:pStyle w:val="BodyText"/>
+      </w:pPr>
+      <w:r>
+        <w:t xml:space="preserve">Le formulaire s’ouvre alors avec le type de poste qu’elle a choisi.</w:t>
+      </w:r>
+    </w:p>
+    <w:p>
+      <w:pPr>
+        <w:pStyle w:val="BodyText"/>
+      </w:pPr>
+      <w:r>
+        <w:t xml:space="preserve">Une fois faits, les choix se verrouillent et restent gardés jusqu’à</w:t>
       </w:r>
       <w:r>
         <w:t xml:space="preserve"> </w:t>
@@ -334,7 +404,7 @@
         <w:t xml:space="preserve">« 🗑️ Nouveau formulaire »</w:t>
       </w:r>
       <w:r>
-        <w:t xml:space="preserve">. En cas d’erreur, utilisez les liens « 🔓 Changer de rôle » ou « 🔓 Changer de type de poste », dans la barre de gauche.</w:t>
+        <w:t xml:space="preserve">. En cas d’erreur, utilisez le lien « 🔓 Changer de rôle » ou, pour la personne en appréciation, « 🔓 Changer de type de poste », dans la barre de gauche.</w:t>
       </w:r>
     </w:p>
     <w:p>
@@ -1101,7 +1171,33 @@
               <w:jc w:val="left"/>
             </w:pPr>
             <w:r>
-              <w:t xml:space="preserve">Utilisez « 🔓 Changer de rôle » ou « 🔓 Changer de type de poste », dans la barre de gauche</w:t>
+              <w:t xml:space="preserve">Utilisez « 🔓 Changer de rôle » ou « 🔓 Changer de type de poste » (personne en appréciation seulement), dans la barre de gauche</w:t>
+            </w:r>
+          </w:p>
+        </w:tc>
+      </w:tr>
+      <w:tr>
+        <w:tc>
+          <w:tcPr/>
+          <w:p>
+            <w:pPr>
+              <w:pStyle w:val="Compact"/>
+              <w:jc w:val="left"/>
+            </w:pPr>
+            <w:r>
+              <w:t xml:space="preserve">Je suis gestionnaire et je ne peux pas choisir le type de poste</w:t>
+            </w:r>
+          </w:p>
+        </w:tc>
+        <w:tc>
+          <w:tcPr/>
+          <w:p>
+            <w:pPr>
+              <w:pStyle w:val="Compact"/>
+              <w:jc w:val="left"/>
+            </w:pPr>
+            <w:r>
+              <w:t xml:space="preserve">C’est normal : ouvrez le dossier de la personne avec « 📂 Mes dossiers », puis « 📁 Charger un dossier »</w:t>
             </w:r>
           </w:p>
         </w:tc>

--- a/sharepoint-html-kit/appreciation/2-GUIDE-UTILISATION.docx
+++ b/sharepoint-html-kit/appreciation/2-GUIDE-UTILISATION.docx
@@ -16,7 +16,7 @@
         <w:pStyle w:val="FirstParagraph"/>
       </w:pPr>
       <w:r>
-        <w:t xml:space="preserve">Pour les personnes en appréciation et les gestionnaires. Version 3.7, formulaires du 15 octobre 2026.</w:t>
+        <w:t xml:space="preserve">Pour les personnes en appréciation et les gestionnaires. Version 3.8, formulaires du 15 octobre 2026.</w:t>
       </w:r>
     </w:p>
     <w:p>
@@ -37,26 +37,28 @@
     </w:p>
     <w:p>
       <w:pPr>
-        <w:numPr>
-          <w:ilvl w:val="0"/>
-          <w:numId w:val="1001"/>
-        </w:numPr>
-        <w:pStyle w:val="Compact"/>
-      </w:pPr>
-      <w:r>
-        <w:t xml:space="preserve">Ouvrez la bibliothèque SharePoint « Appréciation de la contribution des cadres ».</w:t>
-      </w:r>
-    </w:p>
-    <w:p>
-      <w:pPr>
-        <w:numPr>
-          <w:ilvl w:val="0"/>
-          <w:numId w:val="1001"/>
-        </w:numPr>
-        <w:pStyle w:val="Compact"/>
-      </w:pPr>
-      <w:r>
-        <w:t xml:space="preserve">Cliquez sur le fichier</w:t>
+        <w:pStyle w:val="FirstParagraph"/>
+      </w:pPr>
+      <w:r>
+        <w:t xml:space="preserve">Ouvrez la bibliothèque SharePoint « Appréciation de la contribution des cadres », puis choisissez une des deux façons de travailler.</w:t>
+      </w:r>
+    </w:p>
+    <w:p>
+      <w:pPr>
+        <w:pStyle w:val="BodyText"/>
+      </w:pPr>
+      <w:r>
+        <w:rPr>
+          <w:bCs/>
+          <w:b/>
+        </w:rPr>
+        <w:t xml:space="preserve">A. Dans SharePoint (le plus simple)</w:t>
+      </w:r>
+      <w:r>
+        <w:t xml:space="preserve"> </w:t>
+      </w:r>
+      <w:r>
+        <w:t xml:space="preserve">: cliquez sur le fichier</w:t>
       </w:r>
       <w:r>
         <w:t xml:space="preserve"> </w:t>
@@ -65,10 +67,66 @@
         <w:rPr>
           <w:rStyle w:val="VerbatimChar"/>
         </w:rPr>
-        <w:t xml:space="preserve">appreciation-cadres-v3.7.html</w:t>
-      </w:r>
-      <w:r>
-        <w:t xml:space="preserve">, puis sur</w:t>
+        <w:t xml:space="preserve">appreciation-cadres-v3.8.html</w:t>
+      </w:r>
+      <w:r>
+        <w:t xml:space="preserve">. L’application s’ouvre directement, sans mot de passe.</w:t>
+      </w:r>
+      <w:r>
+        <w:t xml:space="preserve"> </w:t>
+      </w:r>
+      <w:r>
+        <w:t xml:space="preserve">&gt; ⚠️ Dans SharePoint,</w:t>
+      </w:r>
+      <w:r>
+        <w:t xml:space="preserve"> </w:t>
+      </w:r>
+      <w:r>
+        <w:rPr>
+          <w:bCs/>
+          <w:b/>
+        </w:rPr>
+        <w:t xml:space="preserve">votre saisie n’est pas conservée</w:t>
+      </w:r>
+      <w:r>
+        <w:t xml:space="preserve"> </w:t>
+      </w:r>
+      <w:r>
+        <w:t xml:space="preserve">si vous fermez ou actualisez la page.</w:t>
+      </w:r>
+      <w:r>
+        <w:t xml:space="preserve"> </w:t>
+      </w:r>
+      <w:r>
+        <w:rPr>
+          <w:bCs/>
+          <w:b/>
+        </w:rPr>
+        <w:t xml:space="preserve">Déposez</w:t>
+      </w:r>
+      <w:r>
+        <w:t xml:space="preserve"> </w:t>
+      </w:r>
+      <w:r>
+        <w:t xml:space="preserve">votre travail (section 5) avant de partir, même s’il n’est pas terminé. Pour reprendre : 📂 Mes dossiers, puis 📁 Charger un dossier.</w:t>
+      </w:r>
+    </w:p>
+    <w:p>
+      <w:pPr>
+        <w:pStyle w:val="BodyText"/>
+      </w:pPr>
+      <w:r>
+        <w:rPr>
+          <w:bCs/>
+          <w:b/>
+        </w:rPr>
+        <w:t xml:space="preserve">B. Sur votre poste</w:t>
+      </w:r>
+      <w:r>
+        <w:t xml:space="preserve"> </w:t>
+      </w:r>
+      <w:r>
+        <w:t xml:space="preserve">: cliquez sur le fichier, puis sur</w:t>
       </w:r>
       <w:r>
         <w:t xml:space="preserve"> </w:t>
@@ -84,45 +142,7 @@
         <w:t xml:space="preserve"> </w:t>
       </w:r>
       <w:r>
-        <w:t xml:space="preserve">(en haut à gauche).</w:t>
-      </w:r>
-    </w:p>
-    <w:p>
-      <w:pPr>
-        <w:numPr>
-          <w:ilvl w:val="0"/>
-          <w:numId w:val="1001"/>
-        </w:numPr>
-        <w:pStyle w:val="Compact"/>
-      </w:pPr>
-      <w:r>
-        <w:t xml:space="preserve">Ouvrez le fichier téléchargé (double-clic) : il s’ouvre dans Edge.</w:t>
-      </w:r>
-    </w:p>
-    <w:p>
-      <w:pPr>
-        <w:pStyle w:val="BlockText"/>
-      </w:pPr>
-      <w:r>
-        <w:t xml:space="preserve">Ne travaillez pas dans l’aperçu SharePoint : rien ne peut y être enregistré ni téléchargé. L’application vous le rappelle dans un bandeau.</w:t>
-      </w:r>
-    </w:p>
-    <w:p>
-      <w:pPr>
-        <w:pStyle w:val="FirstParagraph"/>
-      </w:pPr>
-      <w:r>
-        <w:rPr>
-          <w:bCs/>
-          <w:b/>
-        </w:rPr>
-        <w:t xml:space="preserve">Première ouverture :</w:t>
-      </w:r>
-      <w:r>
-        <w:t xml:space="preserve"> </w:t>
-      </w:r>
-      <w:r>
-        <w:t xml:space="preserve">créez un mot de passe d’au moins 4 caractères. Il protège votre brouillon sur ce poste. Il n’est jamais envoyé, ni à SharePoint ni ailleurs. Aux ouvertures suivantes, entrez-le pour retrouver votre brouillon.</w:t>
+        <w:t xml:space="preserve">(en haut à gauche), et ouvrez le fichier téléchargé (double-clic : il s’ouvre dans Edge). La première fois, créez un mot de passe d’au moins 4 caractères. Il protège votre brouillon, qui est conservé sur ce poste. Il n’est jamais envoyé, ni à SharePoint ni ailleurs.</w:t>
       </w:r>
     </w:p>
     <w:bookmarkEnd w:id="20"/>
@@ -452,51 +472,97 @@
       <w:pPr>
         <w:numPr>
           <w:ilvl w:val="0"/>
+          <w:numId w:val="1001"/>
+        </w:numPr>
+        <w:pStyle w:val="Compact"/>
+      </w:pPr>
+      <w:r>
+        <w:rPr>
+          <w:bCs/>
+          <w:b/>
+        </w:rPr>
+        <w:t xml:space="preserve">Introduction et identification</w:t>
+      </w:r>
+      <w:r>
+        <w:t xml:space="preserve"> </w:t>
+      </w:r>
+      <w:r>
+        <w:t xml:space="preserve">: nom, ID, poste et type de rencontre.</w:t>
+      </w:r>
+    </w:p>
+    <w:p>
+      <w:pPr>
+        <w:numPr>
+          <w:ilvl w:val="0"/>
+          <w:numId w:val="1001"/>
+        </w:numPr>
+        <w:pStyle w:val="Compact"/>
+      </w:pPr>
+      <w:r>
+        <w:rPr>
+          <w:bCs/>
+          <w:b/>
+        </w:rPr>
+        <w:t xml:space="preserve">Section A</w:t>
+      </w:r>
+      <w:r>
+        <w:t xml:space="preserve"> </w:t>
+      </w:r>
+      <w:r>
+        <w:t xml:space="preserve">: objectifs de l’année en cours (objectif, indicateurs de mesure, actions réalisées / commentaires) et objectifs de l’année à venir.</w:t>
+      </w:r>
+    </w:p>
+    <w:p>
+      <w:pPr>
+        <w:numPr>
+          <w:ilvl w:val="0"/>
+          <w:numId w:val="1001"/>
+        </w:numPr>
+        <w:pStyle w:val="Compact"/>
+      </w:pPr>
+      <w:r>
+        <w:rPr>
+          <w:bCs/>
+          <w:b/>
+        </w:rPr>
+        <w:t xml:space="preserve">Section B</w:t>
+      </w:r>
+      <w:r>
+        <w:t xml:space="preserve"> </w:t>
+      </w:r>
+      <w:r>
+        <w:t xml:space="preserve">:</w:t>
+      </w:r>
+    </w:p>
+    <w:p>
+      <w:pPr>
+        <w:numPr>
+          <w:ilvl w:val="1"/>
           <w:numId w:val="1002"/>
         </w:numPr>
         <w:pStyle w:val="Compact"/>
       </w:pPr>
       <w:r>
-        <w:rPr>
-          <w:bCs/>
-          <w:b/>
-        </w:rPr>
-        <w:t xml:space="preserve">Introduction et identification</w:t>
-      </w:r>
-      <w:r>
-        <w:t xml:space="preserve"> </w:t>
-      </w:r>
-      <w:r>
-        <w:t xml:space="preserve">: nom, ID, poste et type de rencontre.</w:t>
+        <w:t xml:space="preserve">cadres : postures de leadership, cotées sur l’échelle de 5 niveaux affichée dans la section ;</w:t>
       </w:r>
     </w:p>
     <w:p>
       <w:pPr>
         <w:numPr>
-          <w:ilvl w:val="0"/>
+          <w:ilvl w:val="1"/>
           <w:numId w:val="1002"/>
         </w:numPr>
         <w:pStyle w:val="Compact"/>
       </w:pPr>
       <w:r>
-        <w:rPr>
-          <w:bCs/>
-          <w:b/>
-        </w:rPr>
-        <w:t xml:space="preserve">Section A</w:t>
-      </w:r>
-      <w:r>
-        <w:t xml:space="preserve"> </w:t>
-      </w:r>
-      <w:r>
-        <w:t xml:space="preserve">: objectifs de l’année en cours (objectif, indicateurs de mesure, actions réalisées / commentaires) et objectifs de l’année à venir.</w:t>
+        <w:t xml:space="preserve">professionnels : exemples d’application pour chaque compétence.</w:t>
       </w:r>
     </w:p>
     <w:p>
       <w:pPr>
         <w:numPr>
           <w:ilvl w:val="0"/>
-          <w:numId w:val="1002"/>
+          <w:numId w:val="1001"/>
         </w:numPr>
         <w:pStyle w:val="Compact"/>
       </w:pPr>
@@ -505,88 +571,42 @@
           <w:bCs/>
           <w:b/>
         </w:rPr>
-        <w:t xml:space="preserve">Section B</w:t>
-      </w:r>
-      <w:r>
-        <w:t xml:space="preserve"> </w:t>
-      </w:r>
-      <w:r>
-        <w:t xml:space="preserve">:</w:t>
+        <w:t xml:space="preserve">Section C</w:t>
+      </w:r>
+      <w:r>
+        <w:t xml:space="preserve"> </w:t>
+      </w:r>
+      <w:r>
+        <w:t xml:space="preserve">: cochez les thèmes ayant fait l’objet d’actions ou d’efforts particuliers, puis donnez des exemples.</w:t>
       </w:r>
     </w:p>
     <w:p>
       <w:pPr>
         <w:numPr>
-          <w:ilvl w:val="1"/>
-          <w:numId w:val="1003"/>
+          <w:ilvl w:val="0"/>
+          <w:numId w:val="1001"/>
         </w:numPr>
         <w:pStyle w:val="Compact"/>
       </w:pPr>
       <w:r>
-        <w:t xml:space="preserve">cadres : postures de leadership, cotées sur l’échelle de 5 niveaux affichée dans la section ;</w:t>
-      </w:r>
-    </w:p>
-    <w:p>
-      <w:pPr>
-        <w:numPr>
-          <w:ilvl w:val="1"/>
-          <w:numId w:val="1003"/>
-        </w:numPr>
-        <w:pStyle w:val="Compact"/>
-      </w:pPr>
-      <w:r>
-        <w:t xml:space="preserve">professionnels : exemples d’application pour chaque compétence.</w:t>
+        <w:rPr>
+          <w:bCs/>
+          <w:b/>
+        </w:rPr>
+        <w:t xml:space="preserve">Section D</w:t>
+      </w:r>
+      <w:r>
+        <w:t xml:space="preserve"> </w:t>
+      </w:r>
+      <w:r>
+        <w:t xml:space="preserve">: résultats des actions de développement passées et nouveaux besoins.</w:t>
       </w:r>
     </w:p>
     <w:p>
       <w:pPr>
         <w:numPr>
           <w:ilvl w:val="0"/>
-          <w:numId w:val="1002"/>
-        </w:numPr>
-        <w:pStyle w:val="Compact"/>
-      </w:pPr>
-      <w:r>
-        <w:rPr>
-          <w:bCs/>
-          <w:b/>
-        </w:rPr>
-        <w:t xml:space="preserve">Section C</w:t>
-      </w:r>
-      <w:r>
-        <w:t xml:space="preserve"> </w:t>
-      </w:r>
-      <w:r>
-        <w:t xml:space="preserve">: cochez les thèmes ayant fait l’objet d’actions ou d’efforts particuliers, puis donnez des exemples.</w:t>
-      </w:r>
-    </w:p>
-    <w:p>
-      <w:pPr>
-        <w:numPr>
-          <w:ilvl w:val="0"/>
-          <w:numId w:val="1002"/>
-        </w:numPr>
-        <w:pStyle w:val="Compact"/>
-      </w:pPr>
-      <w:r>
-        <w:rPr>
-          <w:bCs/>
-          <w:b/>
-        </w:rPr>
-        <w:t xml:space="preserve">Section D</w:t>
-      </w:r>
-      <w:r>
-        <w:t xml:space="preserve"> </w:t>
-      </w:r>
-      <w:r>
-        <w:t xml:space="preserve">: résultats des actions de développement passées et nouveaux besoins.</w:t>
-      </w:r>
-    </w:p>
-    <w:p>
-      <w:pPr>
-        <w:numPr>
-          <w:ilvl w:val="0"/>
-          <w:numId w:val="1002"/>
+          <w:numId w:val="1001"/>
         </w:numPr>
         <w:pStyle w:val="Compact"/>
       </w:pPr>
@@ -687,19 +707,59 @@
               <w:jc w:val="left"/>
             </w:pPr>
             <w:r>
-              <w:t xml:space="preserve">(automatique)</w:t>
-            </w:r>
-          </w:p>
-        </w:tc>
-        <w:tc>
-          <w:tcPr/>
-          <w:p>
-            <w:pPr>
-              <w:pStyle w:val="Compact"/>
-              <w:jc w:val="left"/>
-            </w:pPr>
-            <w:r>
-              <w:t xml:space="preserve">Le brouillon est sauvegardé, protégé par votre mot de passe, sur ce poste</w:t>
+              <w:t xml:space="preserve">(automatique, sur le poste seulement)</w:t>
+            </w:r>
+          </w:p>
+        </w:tc>
+        <w:tc>
+          <w:tcPr/>
+          <w:p>
+            <w:pPr>
+              <w:pStyle w:val="Compact"/>
+              <w:jc w:val="left"/>
+            </w:pPr>
+            <w:r>
+              <w:t xml:space="preserve">Le brouillon est sauvegardé, protégé par votre mot de passe</w:t>
+            </w:r>
+          </w:p>
+        </w:tc>
+      </w:tr>
+      <w:tr>
+        <w:tc>
+          <w:tcPr/>
+          <w:p>
+            <w:pPr>
+              <w:pStyle w:val="Compact"/>
+              <w:jc w:val="left"/>
+            </w:pPr>
+            <w:r>
+              <w:rPr>
+                <w:bCs/>
+                <w:b/>
+              </w:rPr>
+              <w:t xml:space="preserve">☁️ Déposer sur SharePoint</w:t>
+            </w:r>
+          </w:p>
+        </w:tc>
+        <w:tc>
+          <w:tcPr/>
+          <w:p>
+            <w:pPr>
+              <w:pStyle w:val="Compact"/>
+              <w:jc w:val="left"/>
+            </w:pPr>
+            <w:r>
+              <w:rPr>
+                <w:bCs/>
+                <w:b/>
+              </w:rPr>
+              <w:t xml:space="preserve">Dans SharePoint, c’est la seule façon de garder votre travail</w:t>
+            </w:r>
+            <w:r>
+              <w:t xml:space="preserve"> </w:t>
+            </w:r>
+            <w:r>
+              <w:t xml:space="preserve">: il devient votre dossier dans « Mes dossiers »</w:t>
             </w:r>
           </w:p>
         </w:tc>
@@ -729,7 +789,7 @@
               <w:jc w:val="left"/>
             </w:pPr>
             <w:r>
-              <w:t xml:space="preserve">Télécharge une copie</w:t>
+              <w:t xml:space="preserve">Sur le poste : télécharge une copie</w:t>
             </w:r>
             <w:r>
               <w:t xml:space="preserve"> </w:t>
@@ -741,10 +801,7 @@
               <w:t xml:space="preserve">.json</w:t>
             </w:r>
             <w:r>
-              <w:t xml:space="preserve"> </w:t>
-            </w:r>
-            <w:r>
-              <w:t xml:space="preserve">de votre travail. Faites-le avant de changer d’ordinateur</w:t>
+              <w:t xml:space="preserve">. Dans SharePoint : affiche le contenu à copier pour une copie personnelle</w:t>
             </w:r>
           </w:p>
         </w:tc>
@@ -837,14 +894,123 @@
     </w:p>
     <w:p>
       <w:pPr>
-        <w:numPr>
-          <w:ilvl w:val="0"/>
-          <w:numId w:val="1004"/>
-        </w:numPr>
-        <w:pStyle w:val="Compact"/>
-      </w:pPr>
-      <w:r>
-        <w:t xml:space="preserve">Cliquez sur le bouton de dépôt de votre étape (« ☁️ Déposer sur SharePoint », « 📨 Aviser le supérieur immédiat », « ✔ Certifier et soumettre », « Approuver — déposer sur SharePoint »). Un fichier</w:t>
+        <w:pStyle w:val="FirstParagraph"/>
+      </w:pPr>
+      <w:r>
+        <w:t xml:space="preserve">Cliquez sur le bouton de dépôt de votre étape : « ☁️ Déposer sur SharePoint », « 📨 Aviser le supérieur immédiat », « ✔ Certifier et soumettre » ou « Approuver — déposer sur SharePoint ». Une fenêtre vous guide.</w:t>
+      </w:r>
+    </w:p>
+    <w:p>
+      <w:pPr>
+        <w:pStyle w:val="BodyText"/>
+      </w:pPr>
+      <w:r>
+        <w:rPr>
+          <w:bCs/>
+          <w:b/>
+        </w:rPr>
+        <w:t xml:space="preserve">Dans SharePoint (copier-coller) :</w:t>
+      </w:r>
+      <w:r>
+        <w:t xml:space="preserve"> </w:t>
+      </w:r>
+      <w:r>
+        <w:t xml:space="preserve">1. Cliquez sur</w:t>
+      </w:r>
+      <w:r>
+        <w:t xml:space="preserve"> </w:t>
+      </w:r>
+      <w:r>
+        <w:rPr>
+          <w:bCs/>
+          <w:b/>
+        </w:rPr>
+        <w:t xml:space="preserve">📋 Copier le contenu du dépôt</w:t>
+      </w:r>
+      <w:r>
+        <w:t xml:space="preserve">.</w:t>
+      </w:r>
+      <w:r>
+        <w:t xml:space="preserve"> </w:t>
+      </w:r>
+      <w:r>
+        <w:t xml:space="preserve">2. Cliquez sur</w:t>
+      </w:r>
+      <w:r>
+        <w:t xml:space="preserve"> </w:t>
+      </w:r>
+      <w:r>
+        <w:rPr>
+          <w:bCs/>
+          <w:b/>
+        </w:rPr>
+        <w:t xml:space="preserve">🔗 Ouvrir le formulaire de dépôt</w:t>
+      </w:r>
+      <w:r>
+        <w:t xml:space="preserve"> </w:t>
+      </w:r>
+      <w:r>
+        <w:t xml:space="preserve">: il s’ouvre dans un nouvel onglet, avec votre compte de la Ville.</w:t>
+      </w:r>
+      <w:r>
+        <w:t xml:space="preserve"> </w:t>
+      </w:r>
+      <w:r>
+        <w:t xml:space="preserve">3. Cliquez dans le champ</w:t>
+      </w:r>
+      <w:r>
+        <w:t xml:space="preserve"> </w:t>
+      </w:r>
+      <w:r>
+        <w:rPr>
+          <w:bCs/>
+          <w:b/>
+        </w:rPr>
+        <w:t xml:space="preserve">Contenu</w:t>
+      </w:r>
+      <w:r>
+        <w:t xml:space="preserve">, collez (</w:t>
+      </w:r>
+      <w:r>
+        <w:rPr>
+          <w:bCs/>
+          <w:b/>
+        </w:rPr>
+        <w:t xml:space="preserve">Ctrl+V</w:t>
+      </w:r>
+      <w:r>
+        <w:t xml:space="preserve">), puis</w:t>
+      </w:r>
+      <w:r>
+        <w:t xml:space="preserve"> </w:t>
+      </w:r>
+      <w:r>
+        <w:rPr>
+          <w:bCs/>
+          <w:b/>
+        </w:rPr>
+        <w:t xml:space="preserve">Enregistrer</w:t>
+      </w:r>
+      <w:r>
+        <w:t xml:space="preserve">.</w:t>
+      </w:r>
+    </w:p>
+    <w:p>
+      <w:pPr>
+        <w:pStyle w:val="BodyText"/>
+      </w:pPr>
+      <w:r>
+        <w:rPr>
+          <w:bCs/>
+          <w:b/>
+        </w:rPr>
+        <w:t xml:space="preserve">Sur le poste (fichier) :</w:t>
+      </w:r>
+      <w:r>
+        <w:t xml:space="preserve"> </w:t>
+      </w:r>
+      <w:r>
+        <w:t xml:space="preserve">1. Un fichier</w:t>
       </w:r>
       <w:r>
         <w:t xml:space="preserve"> </w:t>
@@ -861,45 +1027,24 @@
       <w:r>
         <w:t xml:space="preserve">est téléchargé.</w:t>
       </w:r>
-    </w:p>
-    <w:p>
-      <w:pPr>
-        <w:numPr>
-          <w:ilvl w:val="0"/>
-          <w:numId w:val="1004"/>
-        </w:numPr>
-        <w:pStyle w:val="Compact"/>
-      </w:pPr>
-      <w:r>
-        <w:t xml:space="preserve">Cliquez sur</w:t>
-      </w:r>
-      <w:r>
-        <w:t xml:space="preserve"> </w:t>
-      </w:r>
-      <w:r>
-        <w:rPr>
-          <w:bCs/>
-          <w:b/>
-        </w:rPr>
-        <w:t xml:space="preserve">Ouvrir le formulaire de dépôt</w:t>
-      </w:r>
-      <w:r>
-        <w:t xml:space="preserve"> </w:t>
-      </w:r>
-      <w:r>
-        <w:t xml:space="preserve">: SharePoint s’ouvre avec votre compte de la Ville.</w:t>
-      </w:r>
-    </w:p>
-    <w:p>
-      <w:pPr>
-        <w:numPr>
-          <w:ilvl w:val="0"/>
-          <w:numId w:val="1004"/>
-        </w:numPr>
-        <w:pStyle w:val="Compact"/>
-      </w:pPr>
-      <w:r>
-        <w:t xml:space="preserve">Cliquez sur</w:t>
+      <w:r>
+        <w:t xml:space="preserve"> </w:t>
+      </w:r>
+      <w:r>
+        <w:t xml:space="preserve">2. Cliquez sur</w:t>
+      </w:r>
+      <w:r>
+        <w:t xml:space="preserve"> </w:t>
+      </w:r>
+      <w:r>
+        <w:rPr>
+          <w:bCs/>
+          <w:b/>
+        </w:rPr>
+        <w:t xml:space="preserve">🔗 Ouvrir le formulaire de dépôt</w:t>
+      </w:r>
+      <w:r>
+        <w:t xml:space="preserve">, puis</w:t>
       </w:r>
       <w:r>
         <w:t xml:space="preserve"> </w:t>
@@ -912,59 +1057,44 @@
         <w:t xml:space="preserve">Ajouter des pièces jointes</w:t>
       </w:r>
       <w:r>
-        <w:t xml:space="preserve">, choisissez le fichier</w:t>
-      </w:r>
-      <w:r>
-        <w:t xml:space="preserve"> </w:t>
-      </w:r>
-      <w:r>
-        <w:rPr>
-          <w:rStyle w:val="VerbatimChar"/>
-        </w:rPr>
-        <w:t xml:space="preserve">depot-….json</w:t>
-      </w:r>
-      <w:r>
-        <w:t xml:space="preserve"> </w:t>
-      </w:r>
-      <w:r>
-        <w:t xml:space="preserve">le plus récent, puis</w:t>
-      </w:r>
-      <w:r>
-        <w:t xml:space="preserve"> </w:t>
-      </w:r>
-      <w:r>
-        <w:rPr>
-          <w:bCs/>
-          <w:b/>
-        </w:rPr>
-        <w:t xml:space="preserve">Enregistrer</w:t>
+        <w:t xml:space="preserve">, choisissez ce fichier et</w:t>
+      </w:r>
+      <w:r>
+        <w:t xml:space="preserve"> </w:t>
+      </w:r>
+      <w:r>
+        <w:rPr>
+          <w:bCs/>
+          <w:b/>
+        </w:rPr>
+        <w:t xml:space="preserve">Enregistrez</w:t>
       </w:r>
       <w:r>
         <w:t xml:space="preserve">.</w:t>
       </w:r>
-    </w:p>
-    <w:p>
-      <w:pPr>
-        <w:numPr>
-          <w:ilvl w:val="0"/>
-          <w:numId w:val="1004"/>
-        </w:numPr>
-        <w:pStyle w:val="Compact"/>
-      </w:pPr>
-      <w:r>
-        <w:t xml:space="preserve">Vous recevrez un courriel de confirmation ou de refus (avec la raison).</w:t>
-      </w:r>
-    </w:p>
-    <w:p>
-      <w:pPr>
-        <w:numPr>
-          <w:ilvl w:val="0"/>
-          <w:numId w:val="1004"/>
-        </w:numPr>
-        <w:pStyle w:val="Compact"/>
-      </w:pPr>
-      <w:r>
-        <w:t xml:space="preserve">Pour continuer, rechargez la version officielle depuis</w:t>
+      <w:r>
+        <w:t xml:space="preserve"> </w:t>
+      </w:r>
+      <w:r>
+        <w:t xml:space="preserve">3. Supprimez ensuite le fichier de vos Téléchargements.</w:t>
+      </w:r>
+    </w:p>
+    <w:p>
+      <w:pPr>
+        <w:pStyle w:val="BodyText"/>
+      </w:pPr>
+      <w:r>
+        <w:rPr>
+          <w:bCs/>
+          <w:b/>
+        </w:rPr>
+        <w:t xml:space="preserve">Dans les deux cas :</w:t>
+      </w:r>
+      <w:r>
+        <w:t xml:space="preserve"> </w:t>
+      </w:r>
+      <w:r>
+        <w:t xml:space="preserve">vous recevrez un courriel de confirmation ou de refus (avec la raison). Pour continuer, rechargez la version officielle depuis</w:t>
       </w:r>
       <w:r>
         <w:t xml:space="preserve"> </w:t>
@@ -977,22 +1107,20 @@
         <w:t xml:space="preserve">📂 Mes dossiers</w:t>
       </w:r>
       <w:r>
-        <w:t xml:space="preserve">, puis supprimez le fichier</w:t>
-      </w:r>
-      <w:r>
-        <w:t xml:space="preserve"> </w:t>
-      </w:r>
-      <w:r>
-        <w:rPr>
-          <w:rStyle w:val="VerbatimChar"/>
-        </w:rPr>
-        <w:t xml:space="preserve">depot-….json</w:t>
-      </w:r>
-      <w:r>
-        <w:t xml:space="preserve"> </w:t>
-      </w:r>
-      <w:r>
-        <w:t xml:space="preserve">de vos Téléchargements.</w:t>
+        <w:t xml:space="preserve">, puis</w:t>
+      </w:r>
+      <w:r>
+        <w:t xml:space="preserve"> </w:t>
+      </w:r>
+      <w:r>
+        <w:rPr>
+          <w:bCs/>
+          <w:b/>
+        </w:rPr>
+        <w:t xml:space="preserve">📁 Charger un dossier</w:t>
+      </w:r>
+      <w:r>
+        <w:t xml:space="preserve">.</w:t>
       </w:r>
     </w:p>
     <w:p>
@@ -1104,7 +1232,59 @@
               <w:jc w:val="left"/>
             </w:pPr>
             <w:r>
-              <w:t xml:space="preserve">Vous êtes dans l’aperçu SharePoint. Téléchargez le fichier (⤓) et ouvrez-le sur votre poste. Une fenêtre « Copier le contenu » vous permet de ne rien perdre en attendant</w:t>
+              <w:t xml:space="preserve">C’est normal dans SharePoint. Pour garder votre travail, utilisez « ☁️ Déposer sur SharePoint » (copier-coller)</w:t>
+            </w:r>
+          </w:p>
+        </w:tc>
+      </w:tr>
+      <w:tr>
+        <w:tc>
+          <w:tcPr/>
+          <w:p>
+            <w:pPr>
+              <w:pStyle w:val="Compact"/>
+              <w:jc w:val="left"/>
+            </w:pPr>
+            <w:r>
+              <w:t xml:space="preserve">J’ai actualisé la page dans SharePoint et ma saisie a disparu</w:t>
+            </w:r>
+          </w:p>
+        </w:tc>
+        <w:tc>
+          <w:tcPr/>
+          <w:p>
+            <w:pPr>
+              <w:pStyle w:val="Compact"/>
+              <w:jc w:val="left"/>
+            </w:pPr>
+            <w:r>
+              <w:t xml:space="preserve">Dans SharePoint, rien n’est conservé avant le dépôt. Rechargez votre dernier dépôt depuis « Mes dossiers ». À l’avenir, déposez avant de quitter (le navigateur vous avertit si vous fermez la page avec des changements non déposés)</w:t>
+            </w:r>
+          </w:p>
+        </w:tc>
+      </w:tr>
+      <w:tr>
+        <w:tc>
+          <w:tcPr/>
+          <w:p>
+            <w:pPr>
+              <w:pStyle w:val="Compact"/>
+              <w:jc w:val="left"/>
+            </w:pPr>
+            <w:r>
+              <w:t xml:space="preserve">Le bouton « Copier » ne fonctionne pas</w:t>
+            </w:r>
+          </w:p>
+        </w:tc>
+        <w:tc>
+          <w:tcPr/>
+          <w:p>
+            <w:pPr>
+              <w:pStyle w:val="Compact"/>
+              <w:jc w:val="left"/>
+            </w:pPr>
+            <w:r>
+              <w:t xml:space="preserve">Utilisez « 💾 Copie locale » : le contenu s’affiche ; sélectionnez-le (Ctrl+A) et copiez-le (Ctrl+C)</w:t>
             </w:r>
           </w:p>
         </w:tc>
@@ -1425,91 +1605,6 @@
       </w:pPr>
     </w:lvl>
   </w:abstractNum>
-  <w:abstractNum w:abstractNumId="99411">
-    <w:nsid w:val="A99411"/>
-    <w:multiLevelType w:val="multilevel"/>
-    <w:lvl w:ilvl="0">
-      <w:start w:val="1"/>
-      <w:numFmt w:val="decimal"/>
-      <w:lvlText w:val="%1."/>
-      <w:lvlJc w:val="left"/>
-      <w:pPr>
-        <w:ind w:left="720" w:hanging="480"/>
-      </w:pPr>
-    </w:lvl>
-    <w:lvl w:ilvl="1">
-      <w:start w:val="1"/>
-      <w:numFmt w:val="decimal"/>
-      <w:lvlText w:val="%2."/>
-      <w:lvlJc w:val="left"/>
-      <w:pPr>
-        <w:ind w:left="1440" w:hanging="480"/>
-      </w:pPr>
-    </w:lvl>
-    <w:lvl w:ilvl="2">
-      <w:start w:val="1"/>
-      <w:numFmt w:val="decimal"/>
-      <w:lvlText w:val="%3."/>
-      <w:lvlJc w:val="left"/>
-      <w:pPr>
-        <w:ind w:left="2160" w:hanging="480"/>
-      </w:pPr>
-    </w:lvl>
-    <w:lvl w:ilvl="3">
-      <w:start w:val="1"/>
-      <w:numFmt w:val="decimal"/>
-      <w:lvlText w:val="%4."/>
-      <w:lvlJc w:val="left"/>
-      <w:pPr>
-        <w:ind w:left="2880" w:hanging="480"/>
-      </w:pPr>
-    </w:lvl>
-    <w:lvl w:ilvl="4">
-      <w:start w:val="1"/>
-      <w:numFmt w:val="decimal"/>
-      <w:lvlText w:val="%5."/>
-      <w:lvlJc w:val="left"/>
-      <w:pPr>
-        <w:ind w:left="3600" w:hanging="480"/>
-      </w:pPr>
-    </w:lvl>
-    <w:lvl w:ilvl="5">
-      <w:start w:val="1"/>
-      <w:numFmt w:val="decimal"/>
-      <w:lvlText w:val="%6."/>
-      <w:lvlJc w:val="left"/>
-      <w:pPr>
-        <w:ind w:left="4320" w:hanging="480"/>
-      </w:pPr>
-    </w:lvl>
-    <w:lvl w:ilvl="6">
-      <w:start w:val="1"/>
-      <w:numFmt w:val="decimal"/>
-      <w:lvlText w:val="%7."/>
-      <w:lvlJc w:val="left"/>
-      <w:pPr>
-        <w:ind w:left="5040" w:hanging="480"/>
-      </w:pPr>
-    </w:lvl>
-    <w:lvl w:ilvl="7">
-      <w:start w:val="1"/>
-      <w:numFmt w:val="decimal"/>
-      <w:lvlText w:val="%8."/>
-      <w:lvlJc w:val="left"/>
-      <w:pPr>
-        <w:ind w:left="5760" w:hanging="480"/>
-      </w:pPr>
-    </w:lvl>
-    <w:lvl w:ilvl="8">
-      <w:start w:val="1"/>
-      <w:numFmt w:val="decimal"/>
-      <w:lvlText w:val="%9."/>
-      <w:lvlJc w:val="left"/>
-      <w:pPr>
-        <w:ind w:left="6480" w:hanging="480"/>
-      </w:pPr>
-    </w:lvl>
-  </w:abstractNum>
   <w:abstractNum w:abstractNumId="991">
     <w:nsid w:val="A991"/>
     <w:multiLevelType w:val="multilevel"/>
@@ -1590,70 +1685,10 @@
     <w:abstractNumId w:val="990"/>
   </w:num>
   <w:num w:numId="1001">
-    <w:abstractNumId w:val="99411"/>
-    <w:lvlOverride w:ilvl="0">
-      <w:startOverride w:val="1"/>
-    </w:lvlOverride>
-    <w:lvlOverride w:ilvl="1">
-      <w:startOverride w:val="1"/>
-    </w:lvlOverride>
-    <w:lvlOverride w:ilvl="2">
-      <w:startOverride w:val="1"/>
-    </w:lvlOverride>
-    <w:lvlOverride w:ilvl="3">
-      <w:startOverride w:val="1"/>
-    </w:lvlOverride>
-    <w:lvlOverride w:ilvl="4">
-      <w:startOverride w:val="1"/>
-    </w:lvlOverride>
-    <w:lvlOverride w:ilvl="5">
-      <w:startOverride w:val="1"/>
-    </w:lvlOverride>
-    <w:lvlOverride w:ilvl="6">
-      <w:startOverride w:val="1"/>
-    </w:lvlOverride>
-    <w:lvlOverride w:ilvl="7">
-      <w:startOverride w:val="1"/>
-    </w:lvlOverride>
-    <w:lvlOverride w:ilvl="8">
-      <w:startOverride w:val="1"/>
-    </w:lvlOverride>
+    <w:abstractNumId w:val="991"/>
   </w:num>
   <w:num w:numId="1002">
     <w:abstractNumId w:val="991"/>
-  </w:num>
-  <w:num w:numId="1003">
-    <w:abstractNumId w:val="991"/>
-  </w:num>
-  <w:num w:numId="1004">
-    <w:abstractNumId w:val="99411"/>
-    <w:lvlOverride w:ilvl="0">
-      <w:startOverride w:val="1"/>
-    </w:lvlOverride>
-    <w:lvlOverride w:ilvl="1">
-      <w:startOverride w:val="1"/>
-    </w:lvlOverride>
-    <w:lvlOverride w:ilvl="2">
-      <w:startOverride w:val="1"/>
-    </w:lvlOverride>
-    <w:lvlOverride w:ilvl="3">
-      <w:startOverride w:val="1"/>
-    </w:lvlOverride>
-    <w:lvlOverride w:ilvl="4">
-      <w:startOverride w:val="1"/>
-    </w:lvlOverride>
-    <w:lvlOverride w:ilvl="5">
-      <w:startOverride w:val="1"/>
-    </w:lvlOverride>
-    <w:lvlOverride w:ilvl="6">
-      <w:startOverride w:val="1"/>
-    </w:lvlOverride>
-    <w:lvlOverride w:ilvl="7">
-      <w:startOverride w:val="1"/>
-    </w:lvlOverride>
-    <w:lvlOverride w:ilvl="8">
-      <w:startOverride w:val="1"/>
-    </w:lvlOverride>
   </w:num>
 </w:numbering>
 </file>
